--- a/Recursion Algorithms.docx
+++ b/Recursion Algorithms.docx
@@ -91,6 +91,90 @@
     </w:p>
     <w:p>
       <w:r>
+        <w:t xml:space="preserve">void </w:t>
+      </w:r>
+      <w:proofErr w:type="gramStart"/>
+      <w:r>
+        <w:t>display(</w:t>
+      </w:r>
+      <w:proofErr w:type="gramEnd"/>
+      <w:r>
+        <w:t xml:space="preserve">int </w:t>
+      </w:r>
+      <w:proofErr w:type="spellStart"/>
+      <w:proofErr w:type="gramStart"/>
+      <w:r>
+        <w:t>num</w:t>
+      </w:r>
+      <w:proofErr w:type="spellEnd"/>
+      <w:r>
+        <w:t>[</w:t>
+      </w:r>
+      <w:proofErr w:type="gramEnd"/>
+      <w:r>
+        <w:t>]) {</w:t>
+      </w:r>
+    </w:p>
+    <w:p>
+      <w:r>
+        <w:tab/>
+      </w:r>
+      <w:proofErr w:type="spellStart"/>
+      <w:r>
+        <w:t>System.out.println</w:t>
+      </w:r>
+      <w:proofErr w:type="spellEnd"/>
+      <w:r>
+        <w:t>(“Hello”</w:t>
+      </w:r>
+      <w:proofErr w:type="gramStart"/>
+      <w:r>
+        <w:t>);</w:t>
+      </w:r>
+      <w:proofErr w:type="gramEnd"/>
+    </w:p>
+    <w:p>
+      <w:r>
+        <w:tab/>
+        <w:t>Int num1=</w:t>
+      </w:r>
+      <w:proofErr w:type="spellStart"/>
+      <w:r>
+        <w:t>num</w:t>
+      </w:r>
+      <w:proofErr w:type="spellEnd"/>
+      <w:r>
+        <w:t>/</w:t>
+      </w:r>
+      <w:proofErr w:type="gramStart"/>
+      <w:r>
+        <w:t>2;</w:t>
+      </w:r>
+      <w:proofErr w:type="gramEnd"/>
+    </w:p>
+    <w:p>
+      <w:r>
+        <w:tab/>
+        <w:t>display(</w:t>
+      </w:r>
+      <w:proofErr w:type="spellStart"/>
+      <w:r>
+        <w:t>num</w:t>
+      </w:r>
+      <w:proofErr w:type="spellEnd"/>
+      <w:proofErr w:type="gramStart"/>
+      <w:r>
+        <w:t>);</w:t>
+      </w:r>
+      <w:proofErr w:type="gramEnd"/>
+    </w:p>
+    <w:p>
+      <w:r>
+        <w:t>}</w:t>
+      </w:r>
+    </w:p>
+    <w:p>
+      <w:r>
         <w:pict w14:anchorId="2269869A">
           <v:rect id="_x0000_i1026" style="width:0;height:1.5pt" o:hralign="center" o:hrstd="t" o:hr="t" fillcolor="#a0a0a0" stroked="f"/>
         </w:pict>
@@ -278,6 +362,7 @@
           <w:b/>
           <w:bCs/>
         </w:rPr>
+        <w:lastRenderedPageBreak/>
         <w:t>4. How Recursion Works (CALL STACK)</w:t>
       </w:r>
     </w:p>
@@ -313,7 +398,6 @@
     </w:p>
     <w:p>
       <w:r>
-        <w:lastRenderedPageBreak/>
         <w:t xml:space="preserve"> </w:t>
       </w:r>
       <w:proofErr w:type="gramStart"/>
@@ -539,20 +623,14 @@
       </w:pPr>
       <w:r>
         <w:rPr>
-          <w:rFonts w:ascii="Segoe UI Emoji" w:hAnsi="Segoe UI Emoji" w:cs="Segoe UI Emoji"/>
-          <w:b/>
-          <w:bCs/>
-        </w:rPr>
-        <w:t>🔹</w:t>
-      </w:r>
-      <w:r>
-        <w:rPr>
-          <w:b/>
-          <w:bCs/>
-        </w:rPr>
-        <w:t xml:space="preserve"> CLASSIC RECURSION PROBLEMS</w:t>
-      </w:r>
-    </w:p>
+          <w:b/>
+          <w:bCs/>
+        </w:rPr>
+        <w:t>CLASSIC RECURSION PROBLEMS</w:t>
+      </w:r>
+    </w:p>
+    <w:p/>
+    <w:p/>
     <w:p>
       <w:r>
         <w:pict w14:anchorId="4BFF90A5">
@@ -572,6 +650,7 @@
           <w:b/>
           <w:bCs/>
         </w:rPr>
+        <w:lastRenderedPageBreak/>
         <w:t>7. Factorial</w:t>
       </w:r>
     </w:p>
@@ -645,8 +724,12 @@
     </w:p>
     <w:p>
       <w:r>
-        <w:lastRenderedPageBreak/>
         <w:t>}</w:t>
+      </w:r>
+    </w:p>
+    <w:p>
+      <w:r>
+        <w:t>5</w:t>
       </w:r>
     </w:p>
     <w:p>
@@ -906,6 +989,7 @@
           <w:b/>
           <w:bCs/>
         </w:rPr>
+        <w:lastRenderedPageBreak/>
         <w:t>9. Power Calculation</w:t>
       </w:r>
     </w:p>
@@ -992,7 +1076,6 @@
     </w:p>
     <w:p>
       <w:r>
-        <w:lastRenderedPageBreak/>
         <w:t xml:space="preserve">    if (n == 0) return </w:t>
       </w:r>
       <w:proofErr w:type="gramStart"/>
@@ -1271,6 +1354,7 @@
     </w:p>
     <w:p>
       <w:r>
+        <w:lastRenderedPageBreak/>
         <w:t xml:space="preserve">    if (</w:t>
       </w:r>
       <w:proofErr w:type="spellStart"/>
@@ -1461,7 +1545,6 @@
     </w:p>
     <w:p>
       <w:r>
-        <w:lastRenderedPageBreak/>
         <w:t xml:space="preserve">    return </w:t>
       </w:r>
       <w:proofErr w:type="spellStart"/>
@@ -1676,15 +1759,7 @@
       </w:r>
       <w:proofErr w:type="spellEnd"/>
       <w:r>
-        <w:t xml:space="preserve">, </w:t>
-      </w:r>
-      <w:proofErr w:type="spellStart"/>
-      <w:r>
-        <w:t>i</w:t>
-      </w:r>
-      <w:proofErr w:type="spellEnd"/>
-      <w:r>
-        <w:t xml:space="preserve"> + 1</w:t>
+        <w:t>, i + 1</w:t>
       </w:r>
       <w:proofErr w:type="gramStart"/>
       <w:r>
@@ -1844,6 +1919,7 @@
           <w:b/>
           <w:bCs/>
         </w:rPr>
+        <w:lastRenderedPageBreak/>
         <w:t>17. Palindrome Check</w:t>
       </w:r>
     </w:p>
@@ -1960,7 +2036,6 @@
           <w:b/>
           <w:bCs/>
         </w:rPr>
-        <w:lastRenderedPageBreak/>
         <w:t>18. Tail Recursion</w:t>
       </w:r>
     </w:p>
@@ -2203,6 +2278,7 @@
         </w:numPr>
       </w:pPr>
       <w:r>
+        <w:lastRenderedPageBreak/>
         <w:t>N-Queens</w:t>
       </w:r>
     </w:p>
@@ -2285,7 +2361,6 @@
     </w:p>
     <w:p>
       <w:r>
-        <w:lastRenderedPageBreak/>
         <w:pict w14:anchorId="200AD3DB">
           <v:rect id="_x0000_i1052" style="width:0;height:1.5pt" o:hralign="center" o:hrstd="t" o:hr="t" fillcolor="#a0a0a0" stroked="f"/>
         </w:pict>
@@ -2434,251 +2509,6 @@
           <w:bCs/>
         </w:rPr>
         <w:t>Recursion is a technique where a function solves a problem by calling itself on smaller inputs, relying on the call stack and base cases for termination.</w:t>
-      </w:r>
-    </w:p>
-    <w:p/>
-    <w:p>
-      <w:r>
-        <w:t xml:space="preserve">Below is </w:t>
-      </w:r>
-      <w:r>
-        <w:rPr>
-          <w:b/>
-          <w:bCs/>
-        </w:rPr>
-        <w:t>MODULE 9 – TREE DATA STRUCTURES (DEEP DIVE)</w:t>
-      </w:r>
-      <w:r>
-        <w:br/>
-        <w:t xml:space="preserve">explained </w:t>
-      </w:r>
-      <w:r>
-        <w:rPr>
-          <w:b/>
-          <w:bCs/>
-        </w:rPr>
-        <w:t>from fundamentals → interview-advanced</w:t>
-      </w:r>
-      <w:r>
-        <w:t xml:space="preserve">, </w:t>
-      </w:r>
-      <w:r>
-        <w:rPr>
-          <w:b/>
-          <w:bCs/>
-        </w:rPr>
-        <w:t>pure Java</w:t>
-      </w:r>
-      <w:r>
-        <w:t xml:space="preserve">, </w:t>
-      </w:r>
-      <w:r>
-        <w:rPr>
-          <w:b/>
-          <w:bCs/>
-        </w:rPr>
-        <w:t>NO Collection Framework</w:t>
-      </w:r>
-      <w:r>
-        <w:t>,</w:t>
-      </w:r>
-      <w:r>
-        <w:br/>
-        <w:t xml:space="preserve">with </w:t>
-      </w:r>
-      <w:r>
-        <w:rPr>
-          <w:b/>
-          <w:bCs/>
-        </w:rPr>
-        <w:t>binary tree, BST, traversals, problems, and dry-run thinking</w:t>
-      </w:r>
-      <w:r>
-        <w:t>.</w:t>
-      </w:r>
-    </w:p>
-    <w:p>
-      <w:r>
-        <w:rPr>
-          <w:noProof/>
-        </w:rPr>
-        <w:lastRenderedPageBreak/>
-        <w:drawing>
-          <wp:inline distT="0" distB="0" distL="0" distR="0" wp14:anchorId="5F7B1291" wp14:editId="2C21477F">
-            <wp:extent cx="5731510" cy="3823970"/>
-            <wp:effectExtent l="0" t="0" r="2540" b="5080"/>
-            <wp:docPr id="555949854" name="Picture 44"/>
-            <wp:cNvGraphicFramePr>
-              <a:graphicFrameLocks xmlns:a="http://schemas.openxmlformats.org/drawingml/2006/main" noChangeAspect="1"/>
-            </wp:cNvGraphicFramePr>
-            <a:graphic xmlns:a="http://schemas.openxmlformats.org/drawingml/2006/main">
-              <a:graphicData uri="http://schemas.openxmlformats.org/drawingml/2006/picture">
-                <pic:pic xmlns:pic="http://schemas.openxmlformats.org/drawingml/2006/picture">
-                  <pic:nvPicPr>
-                    <pic:cNvPr id="0" name="Picture 2105"/>
-                    <pic:cNvPicPr>
-                      <a:picLocks noChangeAspect="1" noChangeArrowheads="1"/>
-                    </pic:cNvPicPr>
-                  </pic:nvPicPr>
-                  <pic:blipFill>
-                    <a:blip r:embed="rId5" cstate="print">
-                      <a:extLst>
-                        <a:ext uri="{28A0092B-C50C-407E-A947-70E740481C1C}">
-                          <a14:useLocalDpi xmlns:a14="http://schemas.microsoft.com/office/drawing/2010/main" val="0"/>
-                        </a:ext>
-                      </a:extLst>
-                    </a:blip>
-                    <a:srcRect/>
-                    <a:stretch>
-                      <a:fillRect/>
-                    </a:stretch>
-                  </pic:blipFill>
-                  <pic:spPr bwMode="auto">
-                    <a:xfrm>
-                      <a:off x="0" y="0"/>
-                      <a:ext cx="5731510" cy="3823970"/>
-                    </a:xfrm>
-                    <a:prstGeom prst="rect">
-                      <a:avLst/>
-                    </a:prstGeom>
-                    <a:noFill/>
-                    <a:ln>
-                      <a:noFill/>
-                    </a:ln>
-                  </pic:spPr>
-                </pic:pic>
-              </a:graphicData>
-            </a:graphic>
-          </wp:inline>
-        </w:drawing>
-      </w:r>
-    </w:p>
-    <w:p>
-      <w:r>
-        <w:rPr>
-          <w:noProof/>
-        </w:rPr>
-        <mc:AlternateContent>
-          <mc:Choice Requires="wps">
-            <w:drawing>
-              <wp:inline distT="0" distB="0" distL="0" distR="0" wp14:anchorId="5CD545A1" wp14:editId="7CDD1A89">
-                <wp:extent cx="304800" cy="304800"/>
-                <wp:effectExtent l="0" t="0" r="0" b="0"/>
-                <wp:docPr id="616289614" name="Rectangle 43"/>
-                <wp:cNvGraphicFramePr>
-                  <a:graphicFrameLocks xmlns:a="http://schemas.openxmlformats.org/drawingml/2006/main" noChangeAspect="1"/>
-                </wp:cNvGraphicFramePr>
-                <a:graphic xmlns:a="http://schemas.openxmlformats.org/drawingml/2006/main">
-                  <a:graphicData uri="http://schemas.microsoft.com/office/word/2010/wordprocessingShape">
-                    <wps:wsp>
-                      <wps:cNvSpPr>
-                        <a:spLocks noChangeAspect="1" noChangeArrowheads="1"/>
-                      </wps:cNvSpPr>
-                      <wps:spPr bwMode="auto">
-                        <a:xfrm>
-                          <a:off x="0" y="0"/>
-                          <a:ext cx="304800" cy="304800"/>
-                        </a:xfrm>
-                        <a:prstGeom prst="rect">
-                          <a:avLst/>
-                        </a:prstGeom>
-                        <a:noFill/>
-                        <a:ln>
-                          <a:noFill/>
-                        </a:ln>
-                        <a:extLst>
-                          <a:ext uri="{909E8E84-426E-40DD-AFC4-6F175D3DCCD1}">
-                            <a14:hiddenFill xmlns:a14="http://schemas.microsoft.com/office/drawing/2010/main">
-                              <a:solidFill>
-                                <a:srgbClr val="FFFFFF"/>
-                              </a:solidFill>
-                            </a14:hiddenFill>
-                          </a:ext>
-                          <a:ext uri="{91240B29-F687-4F45-9708-019B960494DF}">
-                            <a14:hiddenLine xmlns:a14="http://schemas.microsoft.com/office/drawing/2010/main" w="9525">
-                              <a:solidFill>
-                                <a:srgbClr val="000000"/>
-                              </a:solidFill>
-                              <a:miter lim="800000"/>
-                              <a:headEnd/>
-                              <a:tailEnd/>
-                            </a14:hiddenLine>
-                          </a:ext>
-                        </a:extLst>
-                      </wps:spPr>
-                      <wps:bodyPr rot="0" vert="horz" wrap="square" lIns="91440" tIns="45720" rIns="91440" bIns="45720" anchor="t" anchorCtr="0" upright="1">
-                        <a:noAutofit/>
-                      </wps:bodyPr>
-                    </wps:wsp>
-                  </a:graphicData>
-                </a:graphic>
-              </wp:inline>
-            </w:drawing>
-          </mc:Choice>
-          <mc:Fallback>
-            <w:pict>
-              <v:rect w14:anchorId="3B4785E8" id="Rectangle 43" o:spid="_x0000_s1026" style="width:24pt;height:24pt;visibility:visible;mso-wrap-style:square;mso-left-percent:-10001;mso-top-percent:-10001;mso-position-horizontal:absolute;mso-position-horizontal-relative:char;mso-position-vertical:absolute;mso-position-vertical-relative:line;mso-left-percent:-10001;mso-top-percent:-10001;v-text-anchor:top" o:gfxdata="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" filled="f" stroked="f">
-                <o:lock v:ext="edit" aspectratio="t"/>
-                <w10:anchorlock/>
-              </v:rect>
-            </w:pict>
-          </mc:Fallback>
-        </mc:AlternateContent>
-      </w:r>
-    </w:p>
-    <w:p>
-      <w:r>
-        <w:rPr>
-          <w:noProof/>
-        </w:rPr>
-        <w:drawing>
-          <wp:inline distT="0" distB="0" distL="0" distR="0" wp14:anchorId="494FECEF" wp14:editId="1A416DB6">
-            <wp:extent cx="5731510" cy="3402330"/>
-            <wp:effectExtent l="0" t="0" r="2540" b="7620"/>
-            <wp:docPr id="2012396201" name="Picture 42"/>
-            <wp:cNvGraphicFramePr>
-              <a:graphicFrameLocks xmlns:a="http://schemas.openxmlformats.org/drawingml/2006/main" noChangeAspect="1"/>
-            </wp:cNvGraphicFramePr>
-            <a:graphic xmlns:a="http://schemas.openxmlformats.org/drawingml/2006/main">
-              <a:graphicData uri="http://schemas.openxmlformats.org/drawingml/2006/picture">
-                <pic:pic xmlns:pic="http://schemas.openxmlformats.org/drawingml/2006/picture">
-                  <pic:nvPicPr>
-                    <pic:cNvPr id="0" name="Picture 2107"/>
-                    <pic:cNvPicPr>
-                      <a:picLocks noChangeAspect="1" noChangeArrowheads="1"/>
-                    </pic:cNvPicPr>
-                  </pic:nvPicPr>
-                  <pic:blipFill>
-                    <a:blip r:embed="rId6">
-                      <a:extLst>
-                        <a:ext uri="{28A0092B-C50C-407E-A947-70E740481C1C}">
-                          <a14:useLocalDpi xmlns:a14="http://schemas.microsoft.com/office/drawing/2010/main" val="0"/>
-                        </a:ext>
-                      </a:extLst>
-                    </a:blip>
-                    <a:srcRect/>
-                    <a:stretch>
-                      <a:fillRect/>
-                    </a:stretch>
-                  </pic:blipFill>
-                  <pic:spPr bwMode="auto">
-                    <a:xfrm>
-                      <a:off x="0" y="0"/>
-                      <a:ext cx="5731510" cy="3402330"/>
-                    </a:xfrm>
-                    <a:prstGeom prst="rect">
-                      <a:avLst/>
-                    </a:prstGeom>
-                    <a:noFill/>
-                    <a:ln>
-                      <a:noFill/>
-                    </a:ln>
-                  </pic:spPr>
-                </pic:pic>
-              </a:graphicData>
-            </a:graphic>
-          </wp:inline>
-        </w:drawing>
       </w:r>
     </w:p>
     <w:p/>
